--- a/storyboard-prompt/Storyboard_MultiAgent_Design_Copilot_AgentBuilder_v1.0.docx
+++ b/storyboard-prompt/Storyboard_MultiAgent_Design_Copilot_AgentBuilder_v1.0.docx
@@ -20454,7 +20454,7 @@
         <w:sz w:val="16"/>
         <w:szCs w:val="16"/>
       </w:rPr>
-      <w:t xml:space="preserve">Storyboard Generator Master Prompt v3.4   |   Page </w:t>
+      <w:t xml:space="preserve">Storyboard Generator Multi-Agent Design for Microsoft 365 Copilot Agent Builder   |   Page </w:t>
     </w:r>
     <w:r>
       <w:rPr>
